--- a/content/algorithm/docx/topic-10-go-loi.docx
+++ b/content/algorithm/docx/topic-10-go-loi.docx
@@ -2433,6 +2433,7 @@
     <w:link w:val="VerbatimChar"/>
     <w:pPr>
       <w:wordWrap w:val="off"/>
+      <w:shd w:val="clear" w:fill="f8f8f8"/>
     </w:pPr>
   </w:style>
   <w:style w:type="character" w:customStyle="1" w:styleId="KeywordTok">
@@ -2440,85 +2441,96 @@
     <w:basedOn w:val="VerbatimChar"/>
     <w:rPr>
       <w:b/>
-      <w:color w:val="007020"/>
+      <w:color w:val="204a87"/>
+      <w:shd w:val="clear" w:fill="f8f8f8"/>
     </w:rPr>
   </w:style>
   <w:style w:type="character" w:customStyle="1" w:styleId="DataTypeTok">
     <w:name w:val="DataTypeTok"/>
     <w:basedOn w:val="VerbatimChar"/>
     <w:rPr>
-      <w:color w:val="902000"/>
+      <w:color w:val="204a87"/>
+      <w:shd w:val="clear" w:fill="f8f8f8"/>
     </w:rPr>
   </w:style>
   <w:style w:type="character" w:customStyle="1" w:styleId="DecValTok">
     <w:name w:val="DecValTok"/>
     <w:basedOn w:val="VerbatimChar"/>
     <w:rPr>
-      <w:color w:val="40a070"/>
+      <w:color w:val="0000cf"/>
+      <w:shd w:val="clear" w:fill="f8f8f8"/>
     </w:rPr>
   </w:style>
   <w:style w:type="character" w:customStyle="1" w:styleId="BaseNTok">
     <w:name w:val="BaseNTok"/>
     <w:basedOn w:val="VerbatimChar"/>
     <w:rPr>
-      <w:color w:val="40a070"/>
+      <w:color w:val="0000cf"/>
+      <w:shd w:val="clear" w:fill="f8f8f8"/>
     </w:rPr>
   </w:style>
   <w:style w:type="character" w:customStyle="1" w:styleId="FloatTok">
     <w:name w:val="FloatTok"/>
     <w:basedOn w:val="VerbatimChar"/>
     <w:rPr>
-      <w:color w:val="40a070"/>
+      <w:color w:val="0000cf"/>
+      <w:shd w:val="clear" w:fill="f8f8f8"/>
     </w:rPr>
   </w:style>
   <w:style w:type="character" w:customStyle="1" w:styleId="ConstantTok">
     <w:name w:val="ConstantTok"/>
     <w:basedOn w:val="VerbatimChar"/>
     <w:rPr>
-      <w:color w:val="880000"/>
+      <w:color w:val="8f5902"/>
+      <w:shd w:val="clear" w:fill="f8f8f8"/>
     </w:rPr>
   </w:style>
   <w:style w:type="character" w:customStyle="1" w:styleId="CharTok">
     <w:name w:val="CharTok"/>
     <w:basedOn w:val="VerbatimChar"/>
     <w:rPr>
-      <w:color w:val="4070a0"/>
+      <w:color w:val="4e9a06"/>
+      <w:shd w:val="clear" w:fill="f8f8f8"/>
     </w:rPr>
   </w:style>
   <w:style w:type="character" w:customStyle="1" w:styleId="SpecialCharTok">
     <w:name w:val="SpecialCharTok"/>
     <w:basedOn w:val="VerbatimChar"/>
     <w:rPr>
-      <w:color w:val="4070a0"/>
+      <w:b/>
+      <w:color w:val="ce5c00"/>
+      <w:shd w:val="clear" w:fill="f8f8f8"/>
     </w:rPr>
   </w:style>
   <w:style w:type="character" w:customStyle="1" w:styleId="StringTok">
     <w:name w:val="StringTok"/>
     <w:basedOn w:val="VerbatimChar"/>
     <w:rPr>
-      <w:color w:val="4070a0"/>
+      <w:color w:val="4e9a06"/>
+      <w:shd w:val="clear" w:fill="f8f8f8"/>
     </w:rPr>
   </w:style>
   <w:style w:type="character" w:customStyle="1" w:styleId="VerbatimStringTok">
     <w:name w:val="VerbatimStringTok"/>
     <w:basedOn w:val="VerbatimChar"/>
     <w:rPr>
-      <w:color w:val="4070a0"/>
+      <w:color w:val="4e9a06"/>
+      <w:shd w:val="clear" w:fill="f8f8f8"/>
     </w:rPr>
   </w:style>
   <w:style w:type="character" w:customStyle="1" w:styleId="SpecialStringTok">
     <w:name w:val="SpecialStringTok"/>
     <w:basedOn w:val="VerbatimChar"/>
     <w:rPr>
-      <w:color w:val="bb6688"/>
+      <w:color w:val="4e9a06"/>
+      <w:shd w:val="clear" w:fill="f8f8f8"/>
     </w:rPr>
   </w:style>
   <w:style w:type="character" w:customStyle="1" w:styleId="ImportTok">
     <w:name w:val="ImportTok"/>
     <w:basedOn w:val="VerbatimChar"/>
     <w:rPr>
-      <w:b/>
-      <w:color w:val="008000"/>
+      <w:shd w:val="clear" w:fill="f8f8f8"/>
     </w:rPr>
   </w:style>
   <w:style w:type="character" w:customStyle="1" w:styleId="CommentTok">
@@ -2526,15 +2538,18 @@
     <w:basedOn w:val="VerbatimChar"/>
     <w:rPr>
       <w:i/>
-      <w:color w:val="60a0b0"/>
+      <w:color w:val="8f5902"/>
+      <w:shd w:val="clear" w:fill="f8f8f8"/>
     </w:rPr>
   </w:style>
   <w:style w:type="character" w:customStyle="1" w:styleId="DocumentationTok">
     <w:name w:val="DocumentationTok"/>
     <w:basedOn w:val="VerbatimChar"/>
     <w:rPr>
+      <w:b/>
       <w:i/>
-      <w:color w:val="ba2121"/>
+      <w:color w:val="8f5902"/>
+      <w:shd w:val="clear" w:fill="f8f8f8"/>
     </w:rPr>
   </w:style>
   <w:style w:type="character" w:customStyle="1" w:styleId="AnnotationTok">
@@ -2543,7 +2558,8 @@
     <w:rPr>
       <w:b/>
       <w:i/>
-      <w:color w:val="60a0b0"/>
+      <w:color w:val="8f5902"/>
+      <w:shd w:val="clear" w:fill="f8f8f8"/>
     </w:rPr>
   </w:style>
   <w:style w:type="character" w:customStyle="1" w:styleId="CommentVarTok">
@@ -2552,28 +2568,33 @@
     <w:rPr>
       <w:b/>
       <w:i/>
-      <w:color w:val="60a0b0"/>
+      <w:color w:val="8f5902"/>
+      <w:shd w:val="clear" w:fill="f8f8f8"/>
     </w:rPr>
   </w:style>
   <w:style w:type="character" w:customStyle="1" w:styleId="OtherTok">
     <w:name w:val="OtherTok"/>
     <w:basedOn w:val="VerbatimChar"/>
     <w:rPr>
-      <w:color w:val="007020"/>
+      <w:color w:val="8f5902"/>
+      <w:shd w:val="clear" w:fill="f8f8f8"/>
     </w:rPr>
   </w:style>
   <w:style w:type="character" w:customStyle="1" w:styleId="FunctionTok">
     <w:name w:val="FunctionTok"/>
     <w:basedOn w:val="VerbatimChar"/>
     <w:rPr>
-      <w:color w:val="06287e"/>
+      <w:b/>
+      <w:color w:val="204a87"/>
+      <w:shd w:val="clear" w:fill="f8f8f8"/>
     </w:rPr>
   </w:style>
   <w:style w:type="character" w:customStyle="1" w:styleId="VariableTok">
     <w:name w:val="VariableTok"/>
     <w:basedOn w:val="VerbatimChar"/>
     <w:rPr>
-      <w:color w:val="19177c"/>
+      <w:color w:val="000000"/>
+      <w:shd w:val="clear" w:fill="f8f8f8"/>
     </w:rPr>
   </w:style>
   <w:style w:type="character" w:customStyle="1" w:styleId="ControlFlowTok">
@@ -2581,46 +2602,56 @@
     <w:basedOn w:val="VerbatimChar"/>
     <w:rPr>
       <w:b/>
-      <w:color w:val="007020"/>
+      <w:color w:val="204a87"/>
+      <w:shd w:val="clear" w:fill="f8f8f8"/>
     </w:rPr>
   </w:style>
   <w:style w:type="character" w:customStyle="1" w:styleId="OperatorTok">
     <w:name w:val="OperatorTok"/>
     <w:basedOn w:val="VerbatimChar"/>
     <w:rPr>
-      <w:color w:val="666666"/>
+      <w:b/>
+      <w:color w:val="ce5c00"/>
+      <w:shd w:val="clear" w:fill="f8f8f8"/>
     </w:rPr>
   </w:style>
   <w:style w:type="character" w:customStyle="1" w:styleId="BuiltInTok">
     <w:name w:val="BuiltInTok"/>
     <w:basedOn w:val="VerbatimChar"/>
     <w:rPr>
-      <w:color w:val="008000"/>
+      <w:shd w:val="clear" w:fill="f8f8f8"/>
     </w:rPr>
   </w:style>
   <w:style w:type="character" w:customStyle="1" w:styleId="ExtensionTok">
     <w:name w:val="ExtensionTok"/>
     <w:basedOn w:val="VerbatimChar"/>
-    <w:rPr/>
+    <w:rPr>
+      <w:shd w:val="clear" w:fill="f8f8f8"/>
+    </w:rPr>
   </w:style>
   <w:style w:type="character" w:customStyle="1" w:styleId="PreprocessorTok">
     <w:name w:val="PreprocessorTok"/>
     <w:basedOn w:val="VerbatimChar"/>
     <w:rPr>
-      <w:color w:val="bc7a00"/>
+      <w:i/>
+      <w:color w:val="8f5902"/>
+      <w:shd w:val="clear" w:fill="f8f8f8"/>
     </w:rPr>
   </w:style>
   <w:style w:type="character" w:customStyle="1" w:styleId="AttributeTok">
     <w:name w:val="AttributeTok"/>
     <w:basedOn w:val="VerbatimChar"/>
     <w:rPr>
-      <w:color w:val="7d9029"/>
+      <w:color w:val="204a87"/>
+      <w:shd w:val="clear" w:fill="f8f8f8"/>
     </w:rPr>
   </w:style>
   <w:style w:type="character" w:customStyle="1" w:styleId="RegionMarkerTok">
     <w:name w:val="RegionMarkerTok"/>
     <w:basedOn w:val="VerbatimChar"/>
-    <w:rPr/>
+    <w:rPr>
+      <w:shd w:val="clear" w:fill="f8f8f8"/>
+    </w:rPr>
   </w:style>
   <w:style w:type="character" w:customStyle="1" w:styleId="InformationTok">
     <w:name w:val="InformationTok"/>
@@ -2628,7 +2659,8 @@
     <w:rPr>
       <w:b/>
       <w:i/>
-      <w:color w:val="60a0b0"/>
+      <w:color w:val="8f5902"/>
+      <w:shd w:val="clear" w:fill="f8f8f8"/>
     </w:rPr>
   </w:style>
   <w:style w:type="character" w:customStyle="1" w:styleId="WarningTok">
@@ -2637,15 +2669,16 @@
     <w:rPr>
       <w:b/>
       <w:i/>
-      <w:color w:val="60a0b0"/>
+      <w:color w:val="8f5902"/>
+      <w:shd w:val="clear" w:fill="f8f8f8"/>
     </w:rPr>
   </w:style>
   <w:style w:type="character" w:customStyle="1" w:styleId="AlertTok">
     <w:name w:val="AlertTok"/>
     <w:basedOn w:val="VerbatimChar"/>
     <w:rPr>
-      <w:b/>
-      <w:color w:val="ff0000"/>
+      <w:color w:val="ef2929"/>
+      <w:shd w:val="clear" w:fill="f8f8f8"/>
     </w:rPr>
   </w:style>
   <w:style w:type="character" w:customStyle="1" w:styleId="ErrorTok">
@@ -2653,13 +2686,16 @@
     <w:basedOn w:val="VerbatimChar"/>
     <w:rPr>
       <w:b/>
-      <w:color w:val="ff0000"/>
+      <w:color w:val="a40000"/>
+      <w:shd w:val="clear" w:fill="f8f8f8"/>
     </w:rPr>
   </w:style>
   <w:style w:type="character" w:customStyle="1" w:styleId="NormalTok">
     <w:name w:val="NormalTok"/>
     <w:basedOn w:val="VerbatimChar"/>
-    <w:rPr/>
+    <w:rPr>
+      <w:shd w:val="clear" w:fill="f8f8f8"/>
+    </w:rPr>
   </w:style>
 </w:styles>
 </file>

--- a/content/algorithm/docx/topic-10-go-loi.docx
+++ b/content/algorithm/docx/topic-10-go-loi.docx
@@ -2433,7 +2433,6 @@
     <w:link w:val="VerbatimChar"/>
     <w:pPr>
       <w:wordWrap w:val="off"/>
-      <w:shd w:val="clear" w:fill="f8f8f8"/>
     </w:pPr>
   </w:style>
   <w:style w:type="character" w:customStyle="1" w:styleId="KeywordTok">
@@ -2441,96 +2440,85 @@
     <w:basedOn w:val="VerbatimChar"/>
     <w:rPr>
       <w:b/>
-      <w:color w:val="204a87"/>
-      <w:shd w:val="clear" w:fill="f8f8f8"/>
+      <w:color w:val="007020"/>
     </w:rPr>
   </w:style>
   <w:style w:type="character" w:customStyle="1" w:styleId="DataTypeTok">
     <w:name w:val="DataTypeTok"/>
     <w:basedOn w:val="VerbatimChar"/>
     <w:rPr>
-      <w:color w:val="204a87"/>
-      <w:shd w:val="clear" w:fill="f8f8f8"/>
+      <w:color w:val="902000"/>
     </w:rPr>
   </w:style>
   <w:style w:type="character" w:customStyle="1" w:styleId="DecValTok">
     <w:name w:val="DecValTok"/>
     <w:basedOn w:val="VerbatimChar"/>
     <w:rPr>
-      <w:color w:val="0000cf"/>
-      <w:shd w:val="clear" w:fill="f8f8f8"/>
+      <w:color w:val="40a070"/>
     </w:rPr>
   </w:style>
   <w:style w:type="character" w:customStyle="1" w:styleId="BaseNTok">
     <w:name w:val="BaseNTok"/>
     <w:basedOn w:val="VerbatimChar"/>
     <w:rPr>
-      <w:color w:val="0000cf"/>
-      <w:shd w:val="clear" w:fill="f8f8f8"/>
+      <w:color w:val="40a070"/>
     </w:rPr>
   </w:style>
   <w:style w:type="character" w:customStyle="1" w:styleId="FloatTok">
     <w:name w:val="FloatTok"/>
     <w:basedOn w:val="VerbatimChar"/>
     <w:rPr>
-      <w:color w:val="0000cf"/>
-      <w:shd w:val="clear" w:fill="f8f8f8"/>
+      <w:color w:val="40a070"/>
     </w:rPr>
   </w:style>
   <w:style w:type="character" w:customStyle="1" w:styleId="ConstantTok">
     <w:name w:val="ConstantTok"/>
     <w:basedOn w:val="VerbatimChar"/>
     <w:rPr>
-      <w:color w:val="8f5902"/>
-      <w:shd w:val="clear" w:fill="f8f8f8"/>
+      <w:color w:val="880000"/>
     </w:rPr>
   </w:style>
   <w:style w:type="character" w:customStyle="1" w:styleId="CharTok">
     <w:name w:val="CharTok"/>
     <w:basedOn w:val="VerbatimChar"/>
     <w:rPr>
-      <w:color w:val="4e9a06"/>
-      <w:shd w:val="clear" w:fill="f8f8f8"/>
+      <w:color w:val="4070a0"/>
     </w:rPr>
   </w:style>
   <w:style w:type="character" w:customStyle="1" w:styleId="SpecialCharTok">
     <w:name w:val="SpecialCharTok"/>
     <w:basedOn w:val="VerbatimChar"/>
     <w:rPr>
-      <w:b/>
-      <w:color w:val="ce5c00"/>
-      <w:shd w:val="clear" w:fill="f8f8f8"/>
+      <w:color w:val="4070a0"/>
     </w:rPr>
   </w:style>
   <w:style w:type="character" w:customStyle="1" w:styleId="StringTok">
     <w:name w:val="StringTok"/>
     <w:basedOn w:val="VerbatimChar"/>
     <w:rPr>
-      <w:color w:val="4e9a06"/>
-      <w:shd w:val="clear" w:fill="f8f8f8"/>
+      <w:color w:val="4070a0"/>
     </w:rPr>
   </w:style>
   <w:style w:type="character" w:customStyle="1" w:styleId="VerbatimStringTok">
     <w:name w:val="VerbatimStringTok"/>
     <w:basedOn w:val="VerbatimChar"/>
     <w:rPr>
-      <w:color w:val="4e9a06"/>
-      <w:shd w:val="clear" w:fill="f8f8f8"/>
+      <w:color w:val="4070a0"/>
     </w:rPr>
   </w:style>
   <w:style w:type="character" w:customStyle="1" w:styleId="SpecialStringTok">
     <w:name w:val="SpecialStringTok"/>
     <w:basedOn w:val="VerbatimChar"/>
     <w:rPr>
-      <w:color w:val="4e9a06"/>
-      <w:shd w:val="clear" w:fill="f8f8f8"/>
+      <w:color w:val="bb6688"/>
     </w:rPr>
   </w:style>
   <w:style w:type="character" w:customStyle="1" w:styleId="ImportTok">
     <w:name w:val="ImportTok"/>
     <w:basedOn w:val="VerbatimChar"/>
     <w:rPr>
-      <w:shd w:val="clear" w:fill="f8f8f8"/>
+      <w:b/>
+      <w:color w:val="008000"/>
     </w:rPr>
   </w:style>
   <w:style w:type="character" w:customStyle="1" w:styleId="CommentTok">
@@ -2538,147 +2526,126 @@
     <w:basedOn w:val="VerbatimChar"/>
     <w:rPr>
       <w:i/>
-      <w:color w:val="8f5902"/>
-      <w:shd w:val="clear" w:fill="f8f8f8"/>
+      <w:color w:val="60a0b0"/>
     </w:rPr>
   </w:style>
   <w:style w:type="character" w:customStyle="1" w:styleId="DocumentationTok">
     <w:name w:val="DocumentationTok"/>
     <w:basedOn w:val="VerbatimChar"/>
     <w:rPr>
+      <w:i/>
+      <w:color w:val="ba2121"/>
+    </w:rPr>
+  </w:style>
+  <w:style w:type="character" w:customStyle="1" w:styleId="AnnotationTok">
+    <w:name w:val="AnnotationTok"/>
+    <w:basedOn w:val="VerbatimChar"/>
+    <w:rPr>
       <w:b/>
       <w:i/>
-      <w:color w:val="8f5902"/>
-      <w:shd w:val="clear" w:fill="f8f8f8"/>
-    </w:rPr>
-  </w:style>
-  <w:style w:type="character" w:customStyle="1" w:styleId="AnnotationTok">
-    <w:name w:val="AnnotationTok"/>
+      <w:color w:val="60a0b0"/>
+    </w:rPr>
+  </w:style>
+  <w:style w:type="character" w:customStyle="1" w:styleId="CommentVarTok">
+    <w:name w:val="CommentVarTok"/>
     <w:basedOn w:val="VerbatimChar"/>
     <w:rPr>
       <w:b/>
       <w:i/>
-      <w:color w:val="8f5902"/>
-      <w:shd w:val="clear" w:fill="f8f8f8"/>
-    </w:rPr>
-  </w:style>
-  <w:style w:type="character" w:customStyle="1" w:styleId="CommentVarTok">
-    <w:name w:val="CommentVarTok"/>
+      <w:color w:val="60a0b0"/>
+    </w:rPr>
+  </w:style>
+  <w:style w:type="character" w:customStyle="1" w:styleId="OtherTok">
+    <w:name w:val="OtherTok"/>
+    <w:basedOn w:val="VerbatimChar"/>
+    <w:rPr>
+      <w:color w:val="007020"/>
+    </w:rPr>
+  </w:style>
+  <w:style w:type="character" w:customStyle="1" w:styleId="FunctionTok">
+    <w:name w:val="FunctionTok"/>
+    <w:basedOn w:val="VerbatimChar"/>
+    <w:rPr>
+      <w:color w:val="06287e"/>
+    </w:rPr>
+  </w:style>
+  <w:style w:type="character" w:customStyle="1" w:styleId="VariableTok">
+    <w:name w:val="VariableTok"/>
+    <w:basedOn w:val="VerbatimChar"/>
+    <w:rPr>
+      <w:color w:val="19177c"/>
+    </w:rPr>
+  </w:style>
+  <w:style w:type="character" w:customStyle="1" w:styleId="ControlFlowTok">
+    <w:name w:val="ControlFlowTok"/>
+    <w:basedOn w:val="VerbatimChar"/>
+    <w:rPr>
+      <w:b/>
+      <w:color w:val="007020"/>
+    </w:rPr>
+  </w:style>
+  <w:style w:type="character" w:customStyle="1" w:styleId="OperatorTok">
+    <w:name w:val="OperatorTok"/>
+    <w:basedOn w:val="VerbatimChar"/>
+    <w:rPr>
+      <w:color w:val="666666"/>
+    </w:rPr>
+  </w:style>
+  <w:style w:type="character" w:customStyle="1" w:styleId="BuiltInTok">
+    <w:name w:val="BuiltInTok"/>
+    <w:basedOn w:val="VerbatimChar"/>
+    <w:rPr>
+      <w:color w:val="008000"/>
+    </w:rPr>
+  </w:style>
+  <w:style w:type="character" w:customStyle="1" w:styleId="ExtensionTok">
+    <w:name w:val="ExtensionTok"/>
+    <w:basedOn w:val="VerbatimChar"/>
+    <w:rPr/>
+  </w:style>
+  <w:style w:type="character" w:customStyle="1" w:styleId="PreprocessorTok">
+    <w:name w:val="PreprocessorTok"/>
+    <w:basedOn w:val="VerbatimChar"/>
+    <w:rPr>
+      <w:color w:val="bc7a00"/>
+    </w:rPr>
+  </w:style>
+  <w:style w:type="character" w:customStyle="1" w:styleId="AttributeTok">
+    <w:name w:val="AttributeTok"/>
+    <w:basedOn w:val="VerbatimChar"/>
+    <w:rPr>
+      <w:color w:val="7d9029"/>
+    </w:rPr>
+  </w:style>
+  <w:style w:type="character" w:customStyle="1" w:styleId="RegionMarkerTok">
+    <w:name w:val="RegionMarkerTok"/>
+    <w:basedOn w:val="VerbatimChar"/>
+    <w:rPr/>
+  </w:style>
+  <w:style w:type="character" w:customStyle="1" w:styleId="InformationTok">
+    <w:name w:val="InformationTok"/>
     <w:basedOn w:val="VerbatimChar"/>
     <w:rPr>
       <w:b/>
       <w:i/>
-      <w:color w:val="8f5902"/>
-      <w:shd w:val="clear" w:fill="f8f8f8"/>
-    </w:rPr>
-  </w:style>
-  <w:style w:type="character" w:customStyle="1" w:styleId="OtherTok">
-    <w:name w:val="OtherTok"/>
-    <w:basedOn w:val="VerbatimChar"/>
-    <w:rPr>
-      <w:color w:val="8f5902"/>
-      <w:shd w:val="clear" w:fill="f8f8f8"/>
-    </w:rPr>
-  </w:style>
-  <w:style w:type="character" w:customStyle="1" w:styleId="FunctionTok">
-    <w:name w:val="FunctionTok"/>
-    <w:basedOn w:val="VerbatimChar"/>
-    <w:rPr>
-      <w:b/>
-      <w:color w:val="204a87"/>
-      <w:shd w:val="clear" w:fill="f8f8f8"/>
-    </w:rPr>
-  </w:style>
-  <w:style w:type="character" w:customStyle="1" w:styleId="VariableTok">
-    <w:name w:val="VariableTok"/>
-    <w:basedOn w:val="VerbatimChar"/>
-    <w:rPr>
-      <w:color w:val="000000"/>
-      <w:shd w:val="clear" w:fill="f8f8f8"/>
-    </w:rPr>
-  </w:style>
-  <w:style w:type="character" w:customStyle="1" w:styleId="ControlFlowTok">
-    <w:name w:val="ControlFlowTok"/>
-    <w:basedOn w:val="VerbatimChar"/>
-    <w:rPr>
-      <w:b/>
-      <w:color w:val="204a87"/>
-      <w:shd w:val="clear" w:fill="f8f8f8"/>
-    </w:rPr>
-  </w:style>
-  <w:style w:type="character" w:customStyle="1" w:styleId="OperatorTok">
-    <w:name w:val="OperatorTok"/>
-    <w:basedOn w:val="VerbatimChar"/>
-    <w:rPr>
-      <w:b/>
-      <w:color w:val="ce5c00"/>
-      <w:shd w:val="clear" w:fill="f8f8f8"/>
-    </w:rPr>
-  </w:style>
-  <w:style w:type="character" w:customStyle="1" w:styleId="BuiltInTok">
-    <w:name w:val="BuiltInTok"/>
-    <w:basedOn w:val="VerbatimChar"/>
-    <w:rPr>
-      <w:shd w:val="clear" w:fill="f8f8f8"/>
-    </w:rPr>
-  </w:style>
-  <w:style w:type="character" w:customStyle="1" w:styleId="ExtensionTok">
-    <w:name w:val="ExtensionTok"/>
-    <w:basedOn w:val="VerbatimChar"/>
-    <w:rPr>
-      <w:shd w:val="clear" w:fill="f8f8f8"/>
-    </w:rPr>
-  </w:style>
-  <w:style w:type="character" w:customStyle="1" w:styleId="PreprocessorTok">
-    <w:name w:val="PreprocessorTok"/>
-    <w:basedOn w:val="VerbatimChar"/>
-    <w:rPr>
-      <w:i/>
-      <w:color w:val="8f5902"/>
-      <w:shd w:val="clear" w:fill="f8f8f8"/>
-    </w:rPr>
-  </w:style>
-  <w:style w:type="character" w:customStyle="1" w:styleId="AttributeTok">
-    <w:name w:val="AttributeTok"/>
-    <w:basedOn w:val="VerbatimChar"/>
-    <w:rPr>
-      <w:color w:val="204a87"/>
-      <w:shd w:val="clear" w:fill="f8f8f8"/>
-    </w:rPr>
-  </w:style>
-  <w:style w:type="character" w:customStyle="1" w:styleId="RegionMarkerTok">
-    <w:name w:val="RegionMarkerTok"/>
-    <w:basedOn w:val="VerbatimChar"/>
-    <w:rPr>
-      <w:shd w:val="clear" w:fill="f8f8f8"/>
-    </w:rPr>
-  </w:style>
-  <w:style w:type="character" w:customStyle="1" w:styleId="InformationTok">
-    <w:name w:val="InformationTok"/>
+      <w:color w:val="60a0b0"/>
+    </w:rPr>
+  </w:style>
+  <w:style w:type="character" w:customStyle="1" w:styleId="WarningTok">
+    <w:name w:val="WarningTok"/>
     <w:basedOn w:val="VerbatimChar"/>
     <w:rPr>
       <w:b/>
       <w:i/>
-      <w:color w:val="8f5902"/>
-      <w:shd w:val="clear" w:fill="f8f8f8"/>
-    </w:rPr>
-  </w:style>
-  <w:style w:type="character" w:customStyle="1" w:styleId="WarningTok">
-    <w:name w:val="WarningTok"/>
-    <w:basedOn w:val="VerbatimChar"/>
-    <w:rPr>
-      <w:b/>
-      <w:i/>
-      <w:color w:val="8f5902"/>
-      <w:shd w:val="clear" w:fill="f8f8f8"/>
+      <w:color w:val="60a0b0"/>
     </w:rPr>
   </w:style>
   <w:style w:type="character" w:customStyle="1" w:styleId="AlertTok">
     <w:name w:val="AlertTok"/>
     <w:basedOn w:val="VerbatimChar"/>
     <w:rPr>
-      <w:color w:val="ef2929"/>
-      <w:shd w:val="clear" w:fill="f8f8f8"/>
+      <w:b/>
+      <w:color w:val="ff0000"/>
     </w:rPr>
   </w:style>
   <w:style w:type="character" w:customStyle="1" w:styleId="ErrorTok">
@@ -2686,16 +2653,13 @@
     <w:basedOn w:val="VerbatimChar"/>
     <w:rPr>
       <w:b/>
-      <w:color w:val="a40000"/>
-      <w:shd w:val="clear" w:fill="f8f8f8"/>
+      <w:color w:val="ff0000"/>
     </w:rPr>
   </w:style>
   <w:style w:type="character" w:customStyle="1" w:styleId="NormalTok">
     <w:name w:val="NormalTok"/>
     <w:basedOn w:val="VerbatimChar"/>
-    <w:rPr>
-      <w:shd w:val="clear" w:fill="f8f8f8"/>
-    </w:rPr>
+    <w:rPr/>
   </w:style>
 </w:styles>
 </file>
